--- a/manuscript/literature_review_form - Copy.docx
+++ b/manuscript/literature_review_form - Copy.docx
@@ -96,6 +96,7 @@
           <w:i/>
         </w:rPr>
       </w:pPr>
+      <w:bookmarkStart w:id="0" w:name="_GoBack"/>
       <w:r>
         <w:rPr>
           <w:i/>
@@ -195,6 +196,7 @@
         <w:t xml:space="preserve"> populations. </w:t>
       </w:r>
     </w:p>
+    <w:bookmarkEnd w:id="0"/>
     <w:p>
       <w:pPr>
         <w:contextualSpacing/>
@@ -765,7 +767,15 @@
         <w:spacing w:after="0"/>
       </w:pPr>
       <w:r>
-        <w:t xml:space="preserve">Berge, Hans B. 2009. “Effects of a Temperature-Oxygen Squeeze on Distribution, Feeding, Growth, and Survival of Kokanee (Oncorhynchus </w:t>
+        <w:t>Berge, Hans B. 2009. “Effects of a Temperature-Oxygen Squeeze on Distribution, Feeding, Growth, and Survival of Kokanee (</w:t>
+      </w:r>
+      <w:proofErr w:type="spellStart"/>
+      <w:r>
+        <w:t>Oncorhynchus</w:t>
+      </w:r>
+      <w:proofErr w:type="spellEnd"/>
+      <w:r>
+        <w:t xml:space="preserve"> </w:t>
       </w:r>
       <w:proofErr w:type="spellStart"/>
       <w:r>
@@ -830,10 +840,7 @@
         <w:contextualSpacing/>
       </w:pPr>
       <w:r>
-        <w:t>T</w:t>
-      </w:r>
-      <w:r>
-        <w:t>o describe the temporal and spatial relationship between temperature and dissolved oxygen on the vertical distribution of salmonids in Lake Sammamish.</w:t>
+        <w:t>To describe the temporal and spatial relationship between temperature and dissolved oxygen on the vertical distribution of salmonids in Lake Sammamish.</w:t>
       </w:r>
     </w:p>
     <w:p>
@@ -910,14 +917,279 @@
         <w:t xml:space="preserve"> – prey in warmer surface, move to cooler temps for food conversion efficiency/predation avoidance. Peak </w:t>
       </w:r>
       <w:proofErr w:type="spellStart"/>
+      <w:r>
+        <w:t>epilimnetic</w:t>
+      </w:r>
+      <w:proofErr w:type="spellEnd"/>
+      <w:r>
+        <w:t xml:space="preserve"> temps with hypoxic </w:t>
+      </w:r>
+      <w:proofErr w:type="spellStart"/>
+      <w:r>
+        <w:t>hypolimnion</w:t>
+      </w:r>
+      <w:proofErr w:type="spellEnd"/>
+      <w:r>
+        <w:t xml:space="preserve"> peak summer. </w:t>
+      </w:r>
+      <w:r>
+        <w:t xml:space="preserve"> </w:t>
+      </w:r>
+    </w:p>
+    <w:p>
+      <w:pPr>
+        <w:spacing w:after="0"/>
+        <w:contextualSpacing/>
+        <w:rPr>
+          <w:i/>
+        </w:rPr>
+      </w:pPr>
       <w:proofErr w:type="gramStart"/>
       <w:r>
+        <w:rPr>
+          <w:i/>
+        </w:rPr>
+        <w:t>Hypothesis(</w:t>
+      </w:r>
+      <w:proofErr w:type="spellStart"/>
+      <w:proofErr w:type="gramEnd"/>
+      <w:r>
+        <w:rPr>
+          <w:i/>
+        </w:rPr>
+        <w:t>es</w:t>
+      </w:r>
+      <w:proofErr w:type="spellEnd"/>
+      <w:r>
+        <w:rPr>
+          <w:i/>
+        </w:rPr>
+        <w:t>), science question(s), problems presented in article</w:t>
+      </w:r>
+    </w:p>
+    <w:p>
+      <w:pPr>
+        <w:spacing w:after="0"/>
+        <w:contextualSpacing/>
+      </w:pPr>
+      <w:r>
+        <w:t>How do salmonid distributions change over seasonal and diel periods, and between littoral an</w:t>
+      </w:r>
+      <w:r>
+        <w:t xml:space="preserve">d limnetic </w:t>
+      </w:r>
+      <w:proofErr w:type="gramStart"/>
+      <w:r>
+        <w:t>zones.</w:t>
+      </w:r>
+      <w:proofErr w:type="gramEnd"/>
+      <w:r>
+        <w:t xml:space="preserve"> What is the spatial and temporal overlap between </w:t>
+      </w:r>
+      <w:proofErr w:type="spellStart"/>
+      <w:r>
+        <w:t>zooplanktivorous</w:t>
+      </w:r>
+      <w:proofErr w:type="spellEnd"/>
+      <w:r>
+        <w:t xml:space="preserve"> fishes and their </w:t>
+      </w:r>
+      <w:proofErr w:type="gramStart"/>
+      <w:r>
+        <w:t>prey.</w:t>
+      </w:r>
+      <w:proofErr w:type="gramEnd"/>
+      <w:r>
+        <w:t xml:space="preserve"> </w:t>
+      </w:r>
+    </w:p>
+    <w:p>
+      <w:pPr>
+        <w:spacing w:after="0"/>
+        <w:contextualSpacing/>
+        <w:rPr>
+          <w:i/>
+        </w:rPr>
+      </w:pPr>
+      <w:r>
+        <w:rPr>
+          <w:i/>
+        </w:rPr>
+        <w:t>Novelty/rationale and significance</w:t>
+      </w:r>
+    </w:p>
+    <w:p>
+      <w:pPr>
+        <w:spacing w:after="0"/>
+        <w:contextualSpacing/>
+      </w:pPr>
+    </w:p>
+    <w:p>
+      <w:pPr>
+        <w:spacing w:after="0"/>
+        <w:contextualSpacing/>
+        <w:rPr>
+          <w:i/>
+        </w:rPr>
+      </w:pPr>
+      <w:r>
+        <w:rPr>
+          <w:i/>
+        </w:rPr>
+        <w:t>Experimental setup/implementation details, data collection and analysis methods</w:t>
+      </w:r>
+    </w:p>
+    <w:p>
+      <w:pPr>
+        <w:spacing w:after="0"/>
+        <w:contextualSpacing/>
+      </w:pPr>
+      <w:r>
+        <w:t>Limnology</w:t>
+      </w:r>
+      <w:r>
+        <w:t xml:space="preserve"> – temperature and DO from remote underwater buoys at 1m intervals 6x day. Light profiles/transparency. Zooplankton collected monthly in two regions at three depth intervals. </w:t>
+      </w:r>
+    </w:p>
+    <w:p>
+      <w:pPr>
+        <w:spacing w:after="0"/>
+        <w:contextualSpacing/>
+      </w:pPr>
+      <w:proofErr w:type="spellStart"/>
+      <w:r>
+        <w:t>Hydroacoustic</w:t>
+      </w:r>
+      <w:proofErr w:type="spellEnd"/>
+      <w:r>
+        <w:t xml:space="preserve"> – temporal trends limnetic fish distribution with </w:t>
+      </w:r>
+      <w:proofErr w:type="spellStart"/>
+      <w:r>
+        <w:t>limnological</w:t>
+      </w:r>
+      <w:proofErr w:type="spellEnd"/>
+      <w:r>
+        <w:t xml:space="preserve"> changes across lake. Split beam transducer towed by boat, nine transects per survey, at night, crepuscular, daytime. </w:t>
+      </w:r>
+    </w:p>
+    <w:p>
+      <w:pPr>
+        <w:spacing w:after="0"/>
+        <w:contextualSpacing/>
+      </w:pPr>
+      <w:r>
+        <w:t>Fish capture</w:t>
+      </w:r>
+      <w:r>
+        <w:t xml:space="preserve">- gill nets id fish from </w:t>
+      </w:r>
+      <w:proofErr w:type="spellStart"/>
+      <w:r>
+        <w:t>hydroacoustic</w:t>
+      </w:r>
+      <w:proofErr w:type="spellEnd"/>
+      <w:r>
+        <w:t xml:space="preserve"> survey concurrent wit</w:t>
+      </w:r>
+      <w:r>
+        <w:t>h</w:t>
+      </w:r>
+      <w:r>
+        <w:t xml:space="preserve"> survey time period.</w:t>
+      </w:r>
+    </w:p>
+    <w:p>
+      <w:pPr>
+        <w:spacing w:after="0"/>
+        <w:contextualSpacing/>
+        <w:rPr>
+          <w:i/>
+        </w:rPr>
+      </w:pPr>
+      <w:r>
+        <w:rPr>
+          <w:i/>
+        </w:rPr>
+        <w:t>Geographical region and what makes region special for testing hypothesis</w:t>
+      </w:r>
+    </w:p>
+    <w:p>
+      <w:pPr>
+        <w:spacing w:after="0"/>
+        <w:contextualSpacing/>
+      </w:pPr>
+      <w:r>
+        <w:t xml:space="preserve">Lake Sammamish </w:t>
+      </w:r>
+      <w:proofErr w:type="spellStart"/>
+      <w:proofErr w:type="gramStart"/>
+      <w:r>
+        <w:t>Wa</w:t>
+      </w:r>
+      <w:proofErr w:type="spellEnd"/>
+      <w:proofErr w:type="gramEnd"/>
+      <w:r>
+        <w:t xml:space="preserve">, </w:t>
+      </w:r>
+      <w:proofErr w:type="spellStart"/>
+      <w:r>
+        <w:t>monomictic</w:t>
+      </w:r>
+      <w:proofErr w:type="spellEnd"/>
+      <w:r>
+        <w:t xml:space="preserve"> mesotrophic lake. Salmon hatchery Issaquah Creek r</w:t>
+      </w:r>
+      <w:r>
+        <w:t xml:space="preserve">eleasing </w:t>
+      </w:r>
+      <w:proofErr w:type="spellStart"/>
+      <w:r>
+        <w:t>coho</w:t>
+      </w:r>
+      <w:proofErr w:type="spellEnd"/>
+      <w:r>
+        <w:t xml:space="preserve"> and fall chinook, kokanee in lake.</w:t>
+      </w:r>
+    </w:p>
+    <w:p>
+      <w:pPr>
+        <w:spacing w:after="0"/>
+        <w:contextualSpacing/>
+        <w:rPr>
+          <w:i/>
+        </w:rPr>
+      </w:pPr>
+      <w:r>
+        <w:rPr>
+          <w:i/>
+        </w:rPr>
+        <w:t>Analysis results, link explicitly to hypotheses</w:t>
+      </w:r>
+    </w:p>
+    <w:p>
+      <w:pPr>
+        <w:spacing w:after="0"/>
+        <w:contextualSpacing/>
+      </w:pPr>
+      <w:r>
+        <w:t xml:space="preserve">Peak stratification realized niche in </w:t>
+      </w:r>
+      <w:proofErr w:type="spellStart"/>
+      <w:r>
+        <w:t>metalimnion</w:t>
+      </w:r>
+      <w:proofErr w:type="spellEnd"/>
+      <w:r>
+        <w:t xml:space="preserve"> near optimal temperatures for growth – </w:t>
+      </w:r>
+      <w:proofErr w:type="spellStart"/>
+      <w:r>
         <w:t>epilimnetic</w:t>
       </w:r>
       <w:proofErr w:type="spellEnd"/>
-      <w:proofErr w:type="gramEnd"/>
-      <w:r>
-        <w:t xml:space="preserve"> temps with hypoxic </w:t>
+      <w:r>
+        <w:t xml:space="preserve"> temperatures exceeded 20C, hypoxia in </w:t>
       </w:r>
       <w:proofErr w:type="spellStart"/>
       <w:r>
@@ -925,267 +1197,21 @@
       </w:r>
       <w:proofErr w:type="spellEnd"/>
       <w:r>
-        <w:t xml:space="preserve"> peak summer. </w:t>
-      </w:r>
-      <w:r>
-        <w:t xml:space="preserve"> </w:t>
-      </w:r>
-    </w:p>
-    <w:p>
-      <w:pPr>
-        <w:spacing w:after="0"/>
-        <w:contextualSpacing/>
-        <w:rPr>
-          <w:i/>
-        </w:rPr>
-      </w:pPr>
-      <w:proofErr w:type="gramStart"/>
-      <w:r>
-        <w:rPr>
-          <w:i/>
-        </w:rPr>
-        <w:lastRenderedPageBreak/>
-        <w:t>Hypothesis(</w:t>
-      </w:r>
-      <w:proofErr w:type="spellStart"/>
-      <w:proofErr w:type="gramEnd"/>
-      <w:r>
-        <w:rPr>
-          <w:i/>
-        </w:rPr>
-        <w:t>es</w:t>
-      </w:r>
-      <w:proofErr w:type="spellEnd"/>
-      <w:r>
-        <w:rPr>
-          <w:i/>
-        </w:rPr>
-        <w:t>), science question(s), problems presented in article</w:t>
-      </w:r>
-    </w:p>
-    <w:p>
-      <w:pPr>
-        <w:spacing w:after="0"/>
-        <w:contextualSpacing/>
-      </w:pPr>
-      <w:r>
-        <w:t>How do salmonid distributions change over seasonal and diel periods, and between littoral an</w:t>
-      </w:r>
-      <w:r>
-        <w:t xml:space="preserve">d limnetic </w:t>
-      </w:r>
-      <w:proofErr w:type="gramStart"/>
-      <w:r>
-        <w:t>zones.</w:t>
-      </w:r>
-      <w:proofErr w:type="gramEnd"/>
-      <w:r>
-        <w:t xml:space="preserve"> What is the spatial and temporal overlap between </w:t>
-      </w:r>
-      <w:proofErr w:type="spellStart"/>
-      <w:r>
-        <w:t>zooplanktivorous</w:t>
-      </w:r>
-      <w:proofErr w:type="spellEnd"/>
-      <w:r>
-        <w:t xml:space="preserve"> fishes and their </w:t>
-      </w:r>
-      <w:proofErr w:type="gramStart"/>
-      <w:r>
-        <w:t>prey.</w:t>
-      </w:r>
-      <w:proofErr w:type="gramEnd"/>
-      <w:r>
-        <w:t xml:space="preserve"> </w:t>
-      </w:r>
-    </w:p>
-    <w:p>
-      <w:pPr>
-        <w:spacing w:after="0"/>
-        <w:contextualSpacing/>
-        <w:rPr>
-          <w:i/>
-        </w:rPr>
-      </w:pPr>
-      <w:r>
-        <w:rPr>
-          <w:i/>
-        </w:rPr>
-        <w:t>Novelty/rationale and significance</w:t>
-      </w:r>
-    </w:p>
-    <w:p>
-      <w:pPr>
-        <w:spacing w:after="0"/>
-        <w:contextualSpacing/>
-      </w:pPr>
-    </w:p>
-    <w:p>
-      <w:pPr>
-        <w:spacing w:after="0"/>
-        <w:contextualSpacing/>
-        <w:rPr>
-          <w:i/>
-        </w:rPr>
-      </w:pPr>
-      <w:r>
-        <w:rPr>
-          <w:i/>
-        </w:rPr>
-        <w:t>Experimental setup/implementation details, data collection and analysis methods</w:t>
-      </w:r>
-    </w:p>
-    <w:p>
-      <w:pPr>
-        <w:spacing w:after="0"/>
-        <w:contextualSpacing/>
-      </w:pPr>
-      <w:r>
-        <w:t>Limnology</w:t>
-      </w:r>
-      <w:r>
-        <w:t xml:space="preserve"> – temperature and DO from remote underwater buoys at 1m intervals 6x day. Light profiles/transparency. Zooplankton collected monthly in two regions at three depth intervals. </w:t>
-      </w:r>
-    </w:p>
-    <w:p>
-      <w:pPr>
-        <w:spacing w:after="0"/>
-        <w:contextualSpacing/>
-      </w:pPr>
-      <w:proofErr w:type="spellStart"/>
-      <w:r>
-        <w:t>Hydroacoustic</w:t>
-      </w:r>
-      <w:proofErr w:type="spellEnd"/>
-      <w:r>
-        <w:t xml:space="preserve"> – temporal trends limnetic fish distribution with </w:t>
-      </w:r>
-      <w:proofErr w:type="spellStart"/>
-      <w:r>
-        <w:t>limnological</w:t>
-      </w:r>
-      <w:proofErr w:type="spellEnd"/>
-      <w:r>
-        <w:t xml:space="preserve"> changes across lake. Split beam transducer towed by boat, nine transects per survey, at night, crepuscular, daytime. </w:t>
-      </w:r>
-    </w:p>
-    <w:p>
-      <w:pPr>
-        <w:spacing w:after="0"/>
-        <w:contextualSpacing/>
-      </w:pPr>
-      <w:r>
-        <w:t>Fish capture</w:t>
-      </w:r>
-      <w:r>
-        <w:t xml:space="preserve">- gill nets id fish from </w:t>
-      </w:r>
-      <w:proofErr w:type="spellStart"/>
-      <w:r>
-        <w:t>hydroacoustic</w:t>
-      </w:r>
-      <w:proofErr w:type="spellEnd"/>
-      <w:r>
-        <w:t xml:space="preserve"> survey concurrent wit</w:t>
-      </w:r>
-      <w:r>
-        <w:t>h</w:t>
-      </w:r>
-      <w:r>
-        <w:t xml:space="preserve"> survey time period.</w:t>
-      </w:r>
-    </w:p>
-    <w:p>
-      <w:pPr>
-        <w:spacing w:after="0"/>
-        <w:contextualSpacing/>
-        <w:rPr>
-          <w:i/>
-        </w:rPr>
-      </w:pPr>
-      <w:r>
-        <w:rPr>
-          <w:i/>
-        </w:rPr>
-        <w:t>Geographical region and what makes region special for testing hypothesis</w:t>
-      </w:r>
-    </w:p>
-    <w:p>
-      <w:pPr>
-        <w:spacing w:after="0"/>
-        <w:contextualSpacing/>
-      </w:pPr>
-      <w:r>
-        <w:t xml:space="preserve">Lake Sammamish </w:t>
-      </w:r>
-      <w:proofErr w:type="spellStart"/>
-      <w:proofErr w:type="gramStart"/>
-      <w:r>
-        <w:t>Wa</w:t>
-      </w:r>
-      <w:proofErr w:type="spellEnd"/>
-      <w:proofErr w:type="gramEnd"/>
-      <w:r>
-        <w:t xml:space="preserve">, </w:t>
-      </w:r>
-      <w:proofErr w:type="spellStart"/>
-      <w:r>
-        <w:t>monomictic</w:t>
-      </w:r>
-      <w:proofErr w:type="spellEnd"/>
-      <w:r>
-        <w:t xml:space="preserve"> mesotrophic lake. Salmon hatchery Issaquah Creek r</w:t>
-      </w:r>
-      <w:r>
-        <w:t xml:space="preserve">eleasing </w:t>
-      </w:r>
-      <w:proofErr w:type="spellStart"/>
-      <w:r>
-        <w:t>coho</w:t>
-      </w:r>
-      <w:proofErr w:type="spellEnd"/>
-      <w:r>
-        <w:t xml:space="preserve"> and fall chinook, kokanee in lake.</w:t>
-      </w:r>
-    </w:p>
-    <w:p>
-      <w:pPr>
-        <w:spacing w:after="0"/>
-        <w:contextualSpacing/>
-        <w:rPr>
-          <w:i/>
-        </w:rPr>
-      </w:pPr>
-      <w:r>
-        <w:rPr>
-          <w:i/>
-        </w:rPr>
-        <w:t>Analysis results, link explicitly to hypotheses</w:t>
-      </w:r>
-    </w:p>
-    <w:p>
-      <w:pPr>
-        <w:spacing w:after="0"/>
-        <w:contextualSpacing/>
-      </w:pPr>
-      <w:r>
-        <w:t xml:space="preserve">Peak stratification realized niche in </w:t>
-      </w:r>
-      <w:proofErr w:type="spellStart"/>
-      <w:r>
-        <w:t>metalimnion</w:t>
-      </w:r>
-      <w:proofErr w:type="spellEnd"/>
-      <w:r>
-        <w:t xml:space="preserve"> near optimal temperatures for growth – </w:t>
-      </w:r>
-      <w:proofErr w:type="spellStart"/>
-      <w:r>
-        <w:t>epilimnetic</w:t>
-      </w:r>
-      <w:proofErr w:type="spellEnd"/>
-      <w:r>
-        <w:t xml:space="preserve"> temperatures exceeded 20C, hypoxia in </w:t>
+        <w:t xml:space="preserve"> restricted accessibility to daphnia below 17m. Daphnia densities high in </w:t>
+      </w:r>
+      <w:proofErr w:type="spellStart"/>
+      <w:r>
+        <w:t>epilimnion</w:t>
+      </w:r>
+      <w:proofErr w:type="spellEnd"/>
+      <w:r>
+        <w:t>, reducing foraging effici</w:t>
+      </w:r>
+      <w:r>
+        <w:t>ency during squeeze period. Som</w:t>
+      </w:r>
+      <w:r>
+        <w:t xml:space="preserve">e salmon in </w:t>
       </w:r>
       <w:proofErr w:type="spellStart"/>
       <w:r>
@@ -1193,30 +1219,6 @@
       </w:r>
       <w:proofErr w:type="spellEnd"/>
       <w:r>
-        <w:t xml:space="preserve"> restricted accessibility to daphnia below 17m. Daphnia densities high in </w:t>
-      </w:r>
-      <w:proofErr w:type="spellStart"/>
-      <w:r>
-        <w:t>epilimnion</w:t>
-      </w:r>
-      <w:proofErr w:type="spellEnd"/>
-      <w:r>
-        <w:t xml:space="preserve">, reducing foraging efficiency during squeeze period. </w:t>
-      </w:r>
-      <w:proofErr w:type="spellStart"/>
-      <w:r>
-        <w:t>Som</w:t>
-      </w:r>
-      <w:proofErr w:type="spellEnd"/>
-      <w:r>
-        <w:t xml:space="preserve"> e salmon in </w:t>
-      </w:r>
-      <w:proofErr w:type="spellStart"/>
-      <w:r>
-        <w:t>hypolimnion</w:t>
-      </w:r>
-      <w:proofErr w:type="spellEnd"/>
-      <w:r>
         <w:t xml:space="preserve"> as warm as 17 to avoid DO less than 4mg/l.</w:t>
       </w:r>
     </w:p>
@@ -1472,11 +1474,7 @@
       </w:r>
       <w:proofErr w:type="spellEnd"/>
       <w:r>
-        <w:t xml:space="preserve">, · Miles, E Daniels, and Jeffrey M Perez. 2021. “Spatiotemporal Variability in </w:t>
-      </w:r>
-      <w:r>
-        <w:lastRenderedPageBreak/>
-        <w:t>Environmental Conditions Influences the Performance and Behavior of Juvenile Steelhead in a Coastal California Lagoon.” Estuaries and Coasts. https://doi.org/10.1007/s12237-021-01019-9.</w:t>
+        <w:t>, · Miles, E Daniels, and Jeffrey M Perez. 2021. “Spatiotemporal Variability in Environmental Conditions Influences the Performance and Behavior of Juvenile Steelhead in a Coastal California Lagoon.” Estuaries and Coasts. https://doi.org/10.1007/s12237-021-01019-9.</w:t>
       </w:r>
     </w:p>
     <w:p>
@@ -1632,11 +1630,17 @@
         <w:contextualSpacing/>
       </w:pPr>
       <w:r>
-        <w:t xml:space="preserve">Characterize </w:t>
-      </w:r>
-      <w:proofErr w:type="spellStart"/>
-      <w:r>
-        <w:t>finegraned</w:t>
+        <w:t>Aims; 1) c</w:t>
+      </w:r>
+      <w:r>
+        <w:t>haracterize fine</w:t>
+      </w:r>
+      <w:r>
+        <w:t xml:space="preserve"> </w:t>
+      </w:r>
+      <w:proofErr w:type="spellStart"/>
+      <w:r>
+        <w:t>graned</w:t>
       </w:r>
       <w:proofErr w:type="spellEnd"/>
       <w:r>
@@ -1666,11 +1670,9 @@
       <w:r>
         <w:t xml:space="preserve">High risk/high reward environment for juvenile </w:t>
       </w:r>
-      <w:proofErr w:type="spellStart"/>
-      <w:r>
-        <w:t>anadramous</w:t>
-      </w:r>
-      <w:proofErr w:type="spellEnd"/>
+      <w:r>
+        <w:t>anadromous</w:t>
+      </w:r>
       <w:r>
         <w:t xml:space="preserve"> steelhead – confer fitness advantage</w:t>
       </w:r>
@@ -1724,45 +1726,38 @@
       </w:r>
       <w:proofErr w:type="spellEnd"/>
       <w:r>
-        <w:t xml:space="preserve"> (riffle/run/pool). Water temperature recorded continuously each of 4 sample reaches 15m interval. Monthly vertical profiles of T/DO, salinity at each transect. 1.6km </w:t>
-      </w:r>
-      <w:proofErr w:type="spellStart"/>
-      <w:r>
-        <w:t>fiberoptic</w:t>
-      </w:r>
-      <w:proofErr w:type="spellEnd"/>
-      <w:r>
-        <w:t xml:space="preserve"> cable for </w:t>
-      </w:r>
-      <w:proofErr w:type="spellStart"/>
-      <w:r>
-        <w:t>finescale</w:t>
-      </w:r>
-      <w:proofErr w:type="spellEnd"/>
-      <w:r>
-        <w:t xml:space="preserve"> temperature resolution at near-bottom. Fish capture – </w:t>
-      </w:r>
-      <w:proofErr w:type="spellStart"/>
-      <w:r>
-        <w:t>montly</w:t>
-      </w:r>
-      <w:proofErr w:type="spellEnd"/>
-      <w:r>
-        <w:t xml:space="preserve"> estimate abundance/growth/condition factor. Mark-recapture lower lagoon reach July-November – two consecutive days one for mark one for recaptu</w:t>
-      </w:r>
-      <w:r>
-        <w:t xml:space="preserve">re. 10 </w:t>
-      </w:r>
-      <w:proofErr w:type="spellStart"/>
-      <w:r>
-        <w:t>samping</w:t>
-      </w:r>
-      <w:proofErr w:type="spellEnd"/>
-      <w:r>
-        <w:t xml:space="preserve"> occasions total using beach seine. 3 pit-tag stations with swim-through antennas to determine timing/extent of movement. </w:t>
-      </w:r>
-      <w:bookmarkStart w:id="0" w:name="_GoBack"/>
-      <w:bookmarkEnd w:id="0"/>
+        <w:t xml:space="preserve"> (riffle/run/pool). Water temperature recorded continuously each of 4 sample reaches 15m interval. Monthly vertical profiles of T/DO, salinity at each transect. 1.6km fiber</w:t>
+      </w:r>
+      <w:r>
+        <w:t xml:space="preserve"> </w:t>
+      </w:r>
+      <w:r>
+        <w:t>optic cable for fine</w:t>
+      </w:r>
+      <w:r>
+        <w:t xml:space="preserve"> </w:t>
+      </w:r>
+      <w:r>
+        <w:t>scale temperature resolution at near-bottom. Fish capture – mont</w:t>
+      </w:r>
+      <w:r>
+        <w:t>h</w:t>
+      </w:r>
+      <w:r>
+        <w:t>ly estimate abundance/growth/condition factor. Mark-recapture lower lagoon reach July-November – two consecutive days one for mark one for recaptu</w:t>
+      </w:r>
+      <w:r>
+        <w:t>re,</w:t>
+      </w:r>
+      <w:r>
+        <w:t xml:space="preserve"> 10 samp</w:t>
+      </w:r>
+      <w:r>
+        <w:t>l</w:t>
+      </w:r>
+      <w:r>
+        <w:t xml:space="preserve">ing occasions total using beach seine. 3 pit-tag stations with swim-through antennas to determine timing/extent of movement. </w:t>
+      </w:r>
     </w:p>
     <w:p>
       <w:pPr>
@@ -1805,21 +1800,12 @@
         </w:rPr>
         <w:t>Analysis results, link explicitly to hypotheses</w:t>
       </w:r>
-    </w:p>
-    <w:p>
-      <w:pPr>
-        <w:spacing w:after="0"/>
-        <w:contextualSpacing/>
-      </w:pPr>
-    </w:p>
-    <w:p>
-      <w:pPr>
-        <w:spacing w:after="0"/>
-        <w:contextualSpacing/>
-        <w:rPr>
-          <w:i/>
-        </w:rPr>
-      </w:pPr>
+      <w:r>
+        <w:rPr>
+          <w:i/>
+        </w:rPr>
+        <w:t xml:space="preserve">, </w:t>
+      </w:r>
       <w:r>
         <w:rPr>
           <w:i/>
@@ -1831,6 +1817,28 @@
       <w:pPr>
         <w:spacing w:after="0"/>
         <w:contextualSpacing/>
+      </w:pPr>
+      <w:proofErr w:type="spellStart"/>
+      <w:r>
+        <w:t>Haline</w:t>
+      </w:r>
+      <w:proofErr w:type="spellEnd"/>
+      <w:r>
+        <w:t xml:space="preserve"> gradient distinct </w:t>
+      </w:r>
+      <w:proofErr w:type="spellStart"/>
+      <w:r>
+        <w:t>gradiet</w:t>
+      </w:r>
+      <w:proofErr w:type="spellEnd"/>
+      <w:r>
+        <w:t xml:space="preserve"> in temp and DO concentrations. </w:t>
+      </w:r>
+    </w:p>
+    <w:p>
+      <w:pPr>
+        <w:spacing w:after="0"/>
+        <w:contextualSpacing/>
         <w:rPr>
           <w:i/>
         </w:rPr>
@@ -1846,12 +1854,6 @@
       <w:pPr>
         <w:spacing w:after="0"/>
         <w:contextualSpacing/>
-      </w:pPr>
-    </w:p>
-    <w:p>
-      <w:pPr>
-        <w:spacing w:after="0"/>
-        <w:contextualSpacing/>
         <w:rPr>
           <w:i/>
         </w:rPr>
@@ -1867,21 +1869,14 @@
       <w:pPr>
         <w:spacing w:after="0"/>
         <w:contextualSpacing/>
-      </w:pPr>
-    </w:p>
-    <w:p>
-      <w:pPr>
-        <w:spacing w:after="0"/>
-        <w:contextualSpacing/>
-        <w:rPr>
-          <w:i/>
-        </w:rPr>
-      </w:pPr>
-      <w:r>
-        <w:rPr>
-          <w:i/>
-        </w:rPr>
-        <w:lastRenderedPageBreak/>
+        <w:rPr>
+          <w:i/>
+        </w:rPr>
+      </w:pPr>
+      <w:r>
+        <w:rPr>
+          <w:i/>
+        </w:rPr>
         <w:t>Future directions</w:t>
       </w:r>
     </w:p>
@@ -1910,12 +1905,6 @@
       <w:pPr>
         <w:spacing w:after="0"/>
         <w:contextualSpacing/>
-      </w:pPr>
-    </w:p>
-    <w:p>
-      <w:pPr>
-        <w:spacing w:after="0"/>
-        <w:contextualSpacing/>
         <w:rPr>
           <w:i/>
         </w:rPr>
@@ -1932,10 +1921,691 @@
         <w:spacing w:after="0"/>
         <w:contextualSpacing/>
       </w:pPr>
-    </w:p>
-    <w:p>
-      <w:pPr>
-        <w:spacing w:after="0"/>
+      <w:r>
+        <w:t xml:space="preserve">Figure 4 – vertical profile of DO and Temp x axis is location (river km) y axis is depth – could use for BR logger data – YSI readings from when Logan and I went out and measured conditions – just do </w:t>
+      </w:r>
+      <w:proofErr w:type="spellStart"/>
+      <w:r>
+        <w:t>thalweg</w:t>
+      </w:r>
+      <w:proofErr w:type="spellEnd"/>
+      <w:r>
+        <w:t xml:space="preserve"> though?</w:t>
+      </w:r>
+    </w:p>
+    <w:p>
+      <w:pPr>
+        <w:spacing w:after="0"/>
+        <w:contextualSpacing/>
+        <w:rPr>
+          <w:i/>
+        </w:rPr>
+      </w:pPr>
+      <w:r>
+        <w:rPr>
+          <w:i/>
+        </w:rPr>
+        <w:t xml:space="preserve">Follow up reading – relevant citations </w:t>
+      </w:r>
+    </w:p>
+    <w:p>
+      <w:proofErr w:type="spellStart"/>
+      <w:r>
+        <w:t>Batschelet</w:t>
+      </w:r>
+      <w:proofErr w:type="spellEnd"/>
+      <w:r>
+        <w:t xml:space="preserve">, E (1981). Circular Statistics in Biology. </w:t>
+      </w:r>
+      <w:proofErr w:type="gramStart"/>
+      <w:r>
+        <w:t>chap</w:t>
+      </w:r>
+      <w:proofErr w:type="gramEnd"/>
+      <w:r>
+        <w:t xml:space="preserve"> 6.3, p. 104</w:t>
+      </w:r>
+      <w:r>
+        <w:t xml:space="preserve">. </w:t>
+      </w:r>
+      <w:proofErr w:type="spellStart"/>
+      <w:r>
+        <w:t>Mardia</w:t>
+      </w:r>
+      <w:proofErr w:type="spellEnd"/>
+      <w:r>
+        <w:t>-Watson-Wheeler test to determine if diel activity patterns differ between groups? Could we use this for different mass groups or different cage groups?</w:t>
+      </w:r>
+    </w:p>
+    <w:p>
+      <w:r>
+        <w:t>Abundance/performance discussion good for bioenergetics chapter</w:t>
+      </w:r>
+    </w:p>
+    <w:p/>
+    <w:p>
+      <w:pPr>
+        <w:pStyle w:val="NormalWeb"/>
+        <w:spacing w:before="0" w:beforeAutospacing="0" w:after="0" w:afterAutospacing="0"/>
+        <w:ind w:left="480" w:hanging="480"/>
+        <w:rPr>
+          <w:i/>
+          <w:sz w:val="22"/>
+          <w:szCs w:val="22"/>
+        </w:rPr>
+      </w:pPr>
+      <w:r>
+        <w:rPr>
+          <w:i/>
+          <w:sz w:val="22"/>
+          <w:szCs w:val="22"/>
+        </w:rPr>
+        <w:t>Citation</w:t>
+      </w:r>
+    </w:p>
+    <w:p>
+      <w:pPr>
+        <w:contextualSpacing/>
+        <w:rPr>
+          <w:i/>
+        </w:rPr>
+      </w:pPr>
+      <w:r>
+        <w:rPr>
+          <w:i/>
+        </w:rPr>
+        <w:t>Problem addressed/identified</w:t>
+      </w:r>
+    </w:p>
+    <w:p>
+      <w:pPr>
+        <w:contextualSpacing/>
+      </w:pPr>
+      <w:r>
+        <w:t xml:space="preserve">Physiological effects of intermittent hypoxia on O2 transport and utilization. </w:t>
+      </w:r>
+    </w:p>
+    <w:p>
+      <w:pPr>
+        <w:contextualSpacing/>
+        <w:rPr>
+          <w:i/>
+        </w:rPr>
+      </w:pPr>
+      <w:r>
+        <w:rPr>
+          <w:i/>
+        </w:rPr>
+        <w:t>Research contribution</w:t>
+      </w:r>
+      <w:r>
+        <w:rPr>
+          <w:i/>
+        </w:rPr>
+        <w:t>/aim/objectives</w:t>
+      </w:r>
+    </w:p>
+    <w:p>
+      <w:pPr>
+        <w:contextualSpacing/>
+        <w:rPr>
+          <w:i/>
+        </w:rPr>
+      </w:pPr>
+      <w:proofErr w:type="gramStart"/>
+      <w:r>
+        <w:rPr>
+          <w:i/>
+        </w:rPr>
+        <w:t>Hypothesis(</w:t>
+      </w:r>
+      <w:proofErr w:type="spellStart"/>
+      <w:proofErr w:type="gramEnd"/>
+      <w:r>
+        <w:rPr>
+          <w:i/>
+        </w:rPr>
+        <w:t>es</w:t>
+      </w:r>
+      <w:proofErr w:type="spellEnd"/>
+      <w:r>
+        <w:rPr>
+          <w:i/>
+        </w:rPr>
+        <w:t>), science question(s)</w:t>
+      </w:r>
+    </w:p>
+    <w:p>
+      <w:pPr>
+        <w:contextualSpacing/>
+      </w:pPr>
+      <w:r>
+        <w:t xml:space="preserve">Does acclimation to sustained hypoxia or to intermittent diel cycles of nocturnal hypoxia have effect on hypoxia tolerance in estuarine </w:t>
+      </w:r>
+      <w:proofErr w:type="gramStart"/>
+      <w:r>
+        <w:t>killifish.</w:t>
+      </w:r>
+      <w:proofErr w:type="gramEnd"/>
+      <w:r>
+        <w:t xml:space="preserve"> </w:t>
+      </w:r>
+    </w:p>
+    <w:p>
+      <w:pPr>
+        <w:contextualSpacing/>
+      </w:pPr>
+      <w:r>
+        <w:t xml:space="preserve">Compare effects on hypoxia tolerance of acclimation to constant and intermittent hypoxia on killifish – investigate physiological mechanisms underlying acclimation response to each pattern. </w:t>
+      </w:r>
+    </w:p>
+    <w:p>
+      <w:pPr>
+        <w:contextualSpacing/>
+        <w:rPr>
+          <w:i/>
+        </w:rPr>
+      </w:pPr>
+      <w:r>
+        <w:rPr>
+          <w:i/>
+        </w:rPr>
+        <w:t>Discussion notes</w:t>
+      </w:r>
+    </w:p>
+    <w:p>
+      <w:pPr>
+        <w:contextualSpacing/>
+      </w:pPr>
+      <w:r>
+        <w:t xml:space="preserve">Hypoxia can cause imbalance in cellular ATP supply demand. Cellular ATP supply maintained by increasing O2 transport, or increasing anaerobic energy metabolism. Anaerobic metabolism occurs to supplement ATP supply with decreases in environmental PO2. Intermittent hypoxia potentiates production of reactive oxygen species which can cause oxidative stress, but provides opportunity for recovery during oxygenated periods. </w:t>
+      </w:r>
+    </w:p>
+    <w:p>
+      <w:pPr>
+        <w:contextualSpacing/>
+        <w:rPr>
+          <w:i/>
+        </w:rPr>
+      </w:pPr>
+      <w:r>
+        <w:rPr>
+          <w:i/>
+        </w:rPr>
+        <w:t>Novelty/rationale and significance</w:t>
+      </w:r>
+    </w:p>
+    <w:p>
+      <w:pPr>
+        <w:contextualSpacing/>
+      </w:pPr>
+      <w:r>
+        <w:t xml:space="preserve">Effects of intermittent hypoxia on fish physiology poorly understood. </w:t>
+      </w:r>
+      <w:r>
+        <w:t xml:space="preserve">As occurrence of hypoxia increases worldwide, important to appreciate pattern of exposure and how it influences impacts of hypoxia on aquatic organisms. </w:t>
+      </w:r>
+    </w:p>
+    <w:p>
+      <w:pPr>
+        <w:contextualSpacing/>
+        <w:rPr>
+          <w:i/>
+        </w:rPr>
+      </w:pPr>
+      <w:r>
+        <w:rPr>
+          <w:i/>
+        </w:rPr>
+        <w:t>Experimental setup/implementation details, data collection and analysis methods</w:t>
+      </w:r>
+    </w:p>
+    <w:p>
+      <w:pPr>
+        <w:contextualSpacing/>
+        <w:rPr>
+          <w:i/>
+        </w:rPr>
+      </w:pPr>
+      <w:r>
+        <w:rPr>
+          <w:i/>
+        </w:rPr>
+        <w:t>Geographical region and what makes region special for testing hypothesis</w:t>
+      </w:r>
+    </w:p>
+    <w:p>
+      <w:pPr>
+        <w:contextualSpacing/>
+        <w:rPr>
+          <w:i/>
+        </w:rPr>
+      </w:pPr>
+      <w:r>
+        <w:rPr>
+          <w:i/>
+        </w:rPr>
+        <w:t>Analysis results</w:t>
+      </w:r>
+      <w:r>
+        <w:rPr>
+          <w:i/>
+        </w:rPr>
+        <w:t>/findings and conclusions -</w:t>
+      </w:r>
+      <w:r>
+        <w:rPr>
+          <w:i/>
+        </w:rPr>
+        <w:t xml:space="preserve"> link explicitly to hypotheses</w:t>
+      </w:r>
+    </w:p>
+    <w:p>
+      <w:pPr>
+        <w:contextualSpacing/>
+      </w:pPr>
+      <w:r>
+        <w:t>Reduced critical O2 tension</w:t>
+      </w:r>
+      <w:r>
+        <w:t>, resting O2 consumption rate. C</w:t>
+      </w:r>
+      <w:r>
+        <w:t xml:space="preserve">onstant hypoxia reduced O2 tension at loss of equilibrium and decreased filament length/proportion </w:t>
+      </w:r>
+      <w:r>
+        <w:t>o</w:t>
+      </w:r>
+      <w:r>
+        <w:t xml:space="preserve">f seawater-type mitochondrion-rich cells at gills which reduce ion loss, increased </w:t>
+      </w:r>
+      <w:r>
+        <w:t>hemoglobin</w:t>
+      </w:r>
+      <w:r>
+        <w:t xml:space="preserve"> content, </w:t>
+      </w:r>
+      <w:r>
+        <w:t>and reduced</w:t>
+      </w:r>
+      <w:r>
+        <w:t xml:space="preserve"> abundance oxidative fibers of swimming muscles. Pattern of hypoxia exposure has important influence on acclimation mechanisms – strategies may differ when coping with intermittent versus constant hypoxia. </w:t>
+      </w:r>
+      <w:r>
+        <w:t xml:space="preserve">Intermittent patterns of hypoxia common in tide pools/estuaries. </w:t>
+      </w:r>
+    </w:p>
+    <w:p>
+      <w:pPr>
+        <w:contextualSpacing/>
+      </w:pPr>
+      <w:r>
+        <w:t xml:space="preserve">Reduced MO2, </w:t>
+      </w:r>
+      <w:proofErr w:type="spellStart"/>
+      <w:r>
+        <w:t>Pcrit</w:t>
+      </w:r>
+      <w:proofErr w:type="spellEnd"/>
+      <w:r>
+        <w:t xml:space="preserve">, intermittent hypoxia amplifies oxidative and </w:t>
+      </w:r>
+      <w:proofErr w:type="spellStart"/>
+      <w:r>
+        <w:t>gluconeogenic</w:t>
+      </w:r>
+      <w:proofErr w:type="spellEnd"/>
+      <w:r>
+        <w:t xml:space="preserve"> capacity of liver increasing capillarity of glycolytic fibers in swimming muscle improving recovery and lactate </w:t>
+      </w:r>
+      <w:proofErr w:type="spellStart"/>
+      <w:r>
+        <w:t>clearnece</w:t>
+      </w:r>
+      <w:proofErr w:type="spellEnd"/>
+      <w:r>
+        <w:t xml:space="preserve"> between hypoxia bouts. Different mechanisms of acclimation depending on pattern of exposure – differing coping strategies. Intermittent hypoxia acclimation improves capacity to recover from each bout during intervening </w:t>
+      </w:r>
+      <w:proofErr w:type="spellStart"/>
+      <w:r>
+        <w:t>normoxic</w:t>
+      </w:r>
+      <w:proofErr w:type="spellEnd"/>
+      <w:r>
+        <w:t xml:space="preserve"> periods. </w:t>
+      </w:r>
+    </w:p>
+    <w:p>
+      <w:pPr>
+        <w:contextualSpacing/>
+        <w:rPr>
+          <w:i/>
+        </w:rPr>
+      </w:pPr>
+      <w:r>
+        <w:rPr>
+          <w:i/>
+        </w:rPr>
+        <w:t>Broad implications of results</w:t>
+      </w:r>
+    </w:p>
+    <w:p>
+      <w:r>
+        <w:rPr>
+          <w:i/>
+        </w:rPr>
+        <w:t>Limitations/weaknesses</w:t>
+      </w:r>
+    </w:p>
+    <w:p>
+      <w:pPr>
+        <w:contextualSpacing/>
+        <w:rPr>
+          <w:i/>
+        </w:rPr>
+      </w:pPr>
+      <w:r>
+        <w:rPr>
+          <w:i/>
+        </w:rPr>
+        <w:t>Future directions</w:t>
+      </w:r>
+    </w:p>
+    <w:p>
+      <w:pPr>
+        <w:contextualSpacing/>
+        <w:rPr>
+          <w:i/>
+        </w:rPr>
+      </w:pPr>
+      <w:r>
+        <w:rPr>
+          <w:i/>
+        </w:rPr>
+        <w:t>Relevance of this work to my project</w:t>
+      </w:r>
+    </w:p>
+    <w:p>
+      <w:pPr>
+        <w:contextualSpacing/>
+        <w:rPr>
+          <w:i/>
+        </w:rPr>
+      </w:pPr>
+      <w:r>
+        <w:rPr>
+          <w:i/>
+        </w:rPr>
+        <w:t>What I liked/critiques of paper</w:t>
+      </w:r>
+    </w:p>
+    <w:p>
+      <w:pPr>
+        <w:contextualSpacing/>
+        <w:rPr>
+          <w:i/>
+        </w:rPr>
+      </w:pPr>
+      <w:r>
+        <w:rPr>
+          <w:i/>
+        </w:rPr>
+        <w:t xml:space="preserve">Follow up reading – relevant citations </w:t>
+      </w:r>
+    </w:p>
+    <w:p>
+      <w:r>
+        <w:t xml:space="preserve">Exposure to daily oxygen cycles increases hypoxia tolerance and aerobic swimming performance southern catfish (Yang et al. 2013), increases resting </w:t>
+      </w:r>
+      <w:proofErr w:type="gramStart"/>
+      <w:r>
+        <w:t>metabolism  during</w:t>
+      </w:r>
+      <w:proofErr w:type="gramEnd"/>
+      <w:r>
+        <w:t xml:space="preserve"> </w:t>
+      </w:r>
+      <w:proofErr w:type="spellStart"/>
+      <w:r>
+        <w:t>normoxia</w:t>
+      </w:r>
+      <w:proofErr w:type="spellEnd"/>
+      <w:r>
+        <w:t xml:space="preserve"> (Taylor Miller 2001), </w:t>
+      </w:r>
+    </w:p>
+    <w:p/>
+    <w:p>
+      <w:pPr>
+        <w:pStyle w:val="NormalWeb"/>
+        <w:spacing w:before="0" w:beforeAutospacing="0" w:after="0" w:afterAutospacing="0"/>
+        <w:ind w:left="480" w:hanging="480"/>
+        <w:rPr>
+          <w:i/>
+          <w:sz w:val="22"/>
+          <w:szCs w:val="22"/>
+        </w:rPr>
+      </w:pPr>
+      <w:r>
+        <w:rPr>
+          <w:i/>
+          <w:sz w:val="22"/>
+          <w:szCs w:val="22"/>
+        </w:rPr>
+        <w:t>Citation</w:t>
+      </w:r>
+    </w:p>
+    <w:p>
+      <w:pPr>
+        <w:contextualSpacing/>
+        <w:rPr>
+          <w:i/>
+        </w:rPr>
+      </w:pPr>
+      <w:r>
+        <w:rPr>
+          <w:i/>
+        </w:rPr>
+        <w:t>Problem addressed/identified</w:t>
+      </w:r>
+    </w:p>
+    <w:p>
+      <w:pPr>
+        <w:contextualSpacing/>
+        <w:rPr>
+          <w:i/>
+        </w:rPr>
+      </w:pPr>
+      <w:r>
+        <w:rPr>
+          <w:i/>
+        </w:rPr>
+        <w:t>Research contribution</w:t>
+      </w:r>
+      <w:r>
+        <w:rPr>
+          <w:i/>
+        </w:rPr>
+        <w:t>/aim/objectives</w:t>
+      </w:r>
+    </w:p>
+    <w:p>
+      <w:pPr>
+        <w:contextualSpacing/>
+        <w:rPr>
+          <w:i/>
+        </w:rPr>
+      </w:pPr>
+      <w:proofErr w:type="gramStart"/>
+      <w:r>
+        <w:rPr>
+          <w:i/>
+        </w:rPr>
+        <w:t>Hypothesis(</w:t>
+      </w:r>
+      <w:proofErr w:type="spellStart"/>
+      <w:proofErr w:type="gramEnd"/>
+      <w:r>
+        <w:rPr>
+          <w:i/>
+        </w:rPr>
+        <w:t>es</w:t>
+      </w:r>
+      <w:proofErr w:type="spellEnd"/>
+      <w:r>
+        <w:rPr>
+          <w:i/>
+        </w:rPr>
+        <w:t>), science question(s)</w:t>
+      </w:r>
+    </w:p>
+    <w:p>
+      <w:pPr>
+        <w:contextualSpacing/>
+      </w:pPr>
+    </w:p>
+    <w:p>
+      <w:pPr>
+        <w:contextualSpacing/>
+        <w:rPr>
+          <w:i/>
+        </w:rPr>
+      </w:pPr>
+      <w:r>
+        <w:rPr>
+          <w:i/>
+        </w:rPr>
+        <w:t>Novelty/rationale and significance</w:t>
+      </w:r>
+    </w:p>
+    <w:p>
+      <w:pPr>
+        <w:contextualSpacing/>
+        <w:rPr>
+          <w:i/>
+        </w:rPr>
+      </w:pPr>
+    </w:p>
+    <w:p>
+      <w:pPr>
+        <w:contextualSpacing/>
+        <w:rPr>
+          <w:i/>
+        </w:rPr>
+      </w:pPr>
+      <w:r>
+        <w:rPr>
+          <w:i/>
+        </w:rPr>
+        <w:t>Experimental setup/implementation details, data collection and analysis methods</w:t>
+      </w:r>
+    </w:p>
+    <w:p>
+      <w:pPr>
+        <w:contextualSpacing/>
+        <w:rPr>
+          <w:i/>
+        </w:rPr>
+      </w:pPr>
+      <w:r>
+        <w:rPr>
+          <w:i/>
+        </w:rPr>
+        <w:t>Geographical region and what makes region special for testing hypothesis</w:t>
+      </w:r>
+    </w:p>
+    <w:p>
+      <w:pPr>
+        <w:contextualSpacing/>
+        <w:rPr>
+          <w:i/>
+        </w:rPr>
+      </w:pPr>
+      <w:r>
+        <w:rPr>
+          <w:i/>
+        </w:rPr>
+        <w:t>Analysis results</w:t>
+      </w:r>
+      <w:r>
+        <w:rPr>
+          <w:i/>
+        </w:rPr>
+        <w:t>/findings and conclusions -</w:t>
+      </w:r>
+      <w:r>
+        <w:rPr>
+          <w:i/>
+        </w:rPr>
+        <w:t xml:space="preserve"> link explicitly to hypotheses</w:t>
+      </w:r>
+    </w:p>
+    <w:p>
+      <w:pPr>
+        <w:contextualSpacing/>
+        <w:rPr>
+          <w:i/>
+        </w:rPr>
+      </w:pPr>
+      <w:r>
+        <w:rPr>
+          <w:i/>
+        </w:rPr>
+        <w:t>Broad implications of results</w:t>
+      </w:r>
+    </w:p>
+    <w:p>
+      <w:r>
+        <w:rPr>
+          <w:i/>
+        </w:rPr>
+        <w:t>Limitations/weaknesses</w:t>
+      </w:r>
+    </w:p>
+    <w:p>
+      <w:pPr>
+        <w:contextualSpacing/>
+        <w:rPr>
+          <w:i/>
+        </w:rPr>
+      </w:pPr>
+      <w:r>
+        <w:rPr>
+          <w:i/>
+        </w:rPr>
+        <w:t>Future directions</w:t>
+      </w:r>
+    </w:p>
+    <w:p>
+      <w:pPr>
+        <w:contextualSpacing/>
+        <w:rPr>
+          <w:i/>
+        </w:rPr>
+      </w:pPr>
+      <w:r>
+        <w:rPr>
+          <w:i/>
+        </w:rPr>
+        <w:t>Relevance of this work to my project</w:t>
+      </w:r>
+    </w:p>
+    <w:p>
+      <w:pPr>
+        <w:contextualSpacing/>
+        <w:rPr>
+          <w:i/>
+        </w:rPr>
+      </w:pPr>
+      <w:r>
+        <w:rPr>
+          <w:i/>
+        </w:rPr>
+        <w:t>What I liked/critiques of paper</w:t>
+      </w:r>
+    </w:p>
+    <w:p>
+      <w:pPr>
         <w:contextualSpacing/>
         <w:rPr>
           <w:i/>
